--- a/data/Промпт.docx
+++ b/data/Промпт.docx
@@ -7435,7 +7435,6 @@
       </w:pPr>
       <w:r>
         <w:rPr>
-          <w:rFonts w:ascii="Liberation Mono" w:hAnsi="Liberation Mono"/>
           <w:sz w:val="20"/>
           <w:szCs w:val="20"/>
         </w:rPr>
@@ -7453,7 +7452,6 @@
       </w:pPr>
       <w:r>
         <w:rPr>
-          <w:rFonts w:ascii="Liberation Mono" w:hAnsi="Liberation Mono"/>
           <w:sz w:val="20"/>
           <w:szCs w:val="20"/>
         </w:rPr>
@@ -7470,7 +7468,6 @@
       </w:pPr>
       <w:r>
         <w:rPr>
-          <w:rFonts w:ascii="Liberation Mono" w:hAnsi="Liberation Mono"/>
           <w:sz w:val="20"/>
           <w:szCs w:val="20"/>
         </w:rPr>
@@ -7488,7 +7485,6 @@
       </w:pPr>
       <w:r>
         <w:rPr>
-          <w:rFonts w:ascii="Liberation Mono" w:hAnsi="Liberation Mono"/>
           <w:sz w:val="20"/>
           <w:szCs w:val="20"/>
         </w:rPr>
@@ -7505,7 +7501,6 @@
       </w:pPr>
       <w:r>
         <w:rPr>
-          <w:rFonts w:ascii="Liberation Mono" w:hAnsi="Liberation Mono"/>
           <w:sz w:val="20"/>
           <w:szCs w:val="20"/>
         </w:rPr>
@@ -7523,7 +7518,6 @@
       </w:pPr>
       <w:r>
         <w:rPr>
-          <w:rFonts w:ascii="Liberation Mono" w:hAnsi="Liberation Mono"/>
           <w:sz w:val="20"/>
           <w:szCs w:val="20"/>
         </w:rPr>
@@ -7540,7 +7534,6 @@
       </w:pPr>
       <w:r>
         <w:rPr>
-          <w:rFonts w:ascii="Liberation Mono" w:hAnsi="Liberation Mono"/>
           <w:sz w:val="20"/>
           <w:szCs w:val="20"/>
         </w:rPr>
@@ -7558,7 +7551,6 @@
       </w:pPr>
       <w:r>
         <w:rPr>
-          <w:rFonts w:ascii="Liberation Mono" w:hAnsi="Liberation Mono"/>
           <w:sz w:val="20"/>
           <w:szCs w:val="20"/>
         </w:rPr>
@@ -7575,7 +7567,6 @@
       </w:pPr>
       <w:r>
         <w:rPr>
-          <w:rFonts w:ascii="Liberation Mono" w:hAnsi="Liberation Mono"/>
           <w:sz w:val="20"/>
           <w:szCs w:val="20"/>
         </w:rPr>
@@ -7593,7 +7584,6 @@
       </w:pPr>
       <w:r>
         <w:rPr>
-          <w:rFonts w:ascii="Liberation Mono" w:hAnsi="Liberation Mono"/>
           <w:sz w:val="20"/>
           <w:szCs w:val="20"/>
         </w:rPr>
@@ -7610,7 +7600,6 @@
       </w:pPr>
       <w:r>
         <w:rPr>
-          <w:rFonts w:ascii="Liberation Mono" w:hAnsi="Liberation Mono"/>
           <w:sz w:val="20"/>
           <w:szCs w:val="20"/>
         </w:rPr>
@@ -7628,7 +7617,6 @@
       </w:pPr>
       <w:r>
         <w:rPr>
-          <w:rFonts w:ascii="Liberation Mono" w:hAnsi="Liberation Mono"/>
           <w:sz w:val="20"/>
           <w:szCs w:val="20"/>
         </w:rPr>
@@ -7645,7 +7633,6 @@
       </w:pPr>
       <w:r>
         <w:rPr>
-          <w:rFonts w:ascii="Liberation Mono" w:hAnsi="Liberation Mono"/>
           <w:sz w:val="20"/>
           <w:szCs w:val="20"/>
         </w:rPr>
@@ -7663,7 +7650,6 @@
       </w:pPr>
       <w:r>
         <w:rPr>
-          <w:rFonts w:ascii="Liberation Mono" w:hAnsi="Liberation Mono"/>
           <w:sz w:val="20"/>
           <w:szCs w:val="20"/>
         </w:rPr>
@@ -7680,7 +7666,6 @@
       </w:pPr>
       <w:r>
         <w:rPr>
-          <w:rFonts w:ascii="Liberation Mono" w:hAnsi="Liberation Mono"/>
           <w:sz w:val="20"/>
           <w:szCs w:val="20"/>
         </w:rPr>
@@ -7698,7 +7683,6 @@
       </w:pPr>
       <w:r>
         <w:rPr>
-          <w:rFonts w:ascii="Liberation Mono" w:hAnsi="Liberation Mono"/>
           <w:sz w:val="20"/>
           <w:szCs w:val="20"/>
         </w:rPr>
@@ -7715,7 +7699,6 @@
       </w:pPr>
       <w:r>
         <w:rPr>
-          <w:rFonts w:ascii="Liberation Mono" w:hAnsi="Liberation Mono"/>
           <w:sz w:val="20"/>
           <w:szCs w:val="20"/>
         </w:rPr>
@@ -7733,7 +7716,6 @@
       </w:pPr>
       <w:r>
         <w:rPr>
-          <w:rFonts w:ascii="Liberation Mono" w:hAnsi="Liberation Mono"/>
           <w:sz w:val="20"/>
           <w:szCs w:val="20"/>
         </w:rPr>
@@ -7750,7 +7732,6 @@
       </w:pPr>
       <w:r>
         <w:rPr>
-          <w:rFonts w:ascii="Liberation Mono" w:hAnsi="Liberation Mono"/>
           <w:sz w:val="20"/>
           <w:szCs w:val="20"/>
         </w:rPr>
@@ -7768,7 +7749,6 @@
       </w:pPr>
       <w:r>
         <w:rPr>
-          <w:rFonts w:ascii="Liberation Mono" w:hAnsi="Liberation Mono"/>
           <w:sz w:val="20"/>
           <w:szCs w:val="20"/>
         </w:rPr>
@@ -7785,7 +7765,6 @@
       </w:pPr>
       <w:r>
         <w:rPr>
-          <w:rFonts w:ascii="Liberation Mono" w:hAnsi="Liberation Mono"/>
           <w:sz w:val="20"/>
           <w:szCs w:val="20"/>
         </w:rPr>
@@ -7803,7 +7782,6 @@
       </w:pPr>
       <w:r>
         <w:rPr>
-          <w:rFonts w:ascii="Liberation Mono" w:hAnsi="Liberation Mono"/>
           <w:sz w:val="20"/>
           <w:szCs w:val="20"/>
         </w:rPr>
@@ -7820,7 +7798,6 @@
       </w:pPr>
       <w:r>
         <w:rPr>
-          <w:rFonts w:ascii="Liberation Mono" w:hAnsi="Liberation Mono"/>
           <w:sz w:val="20"/>
           <w:szCs w:val="20"/>
         </w:rPr>
@@ -7838,7 +7815,6 @@
       </w:pPr>
       <w:r>
         <w:rPr>
-          <w:rFonts w:ascii="Liberation Mono" w:hAnsi="Liberation Mono"/>
           <w:sz w:val="20"/>
           <w:szCs w:val="20"/>
         </w:rPr>
@@ -7855,7 +7831,6 @@
       </w:pPr>
       <w:r>
         <w:rPr>
-          <w:rFonts w:ascii="Liberation Mono" w:hAnsi="Liberation Mono"/>
           <w:sz w:val="20"/>
           <w:szCs w:val="20"/>
         </w:rPr>
@@ -7873,7 +7848,6 @@
       </w:pPr>
       <w:r>
         <w:rPr>
-          <w:rFonts w:ascii="Liberation Mono" w:hAnsi="Liberation Mono"/>
           <w:sz w:val="20"/>
           <w:szCs w:val="20"/>
         </w:rPr>
@@ -7891,7 +7865,6 @@
       </w:pPr>
       <w:r>
         <w:rPr>
-          <w:rFonts w:ascii="Liberation Mono" w:hAnsi="Liberation Mono"/>
           <w:sz w:val="20"/>
           <w:szCs w:val="20"/>
         </w:rPr>
@@ -7909,7 +7882,6 @@
       </w:pPr>
       <w:r>
         <w:rPr>
-          <w:rFonts w:ascii="Liberation Mono" w:hAnsi="Liberation Mono"/>
           <w:sz w:val="20"/>
           <w:szCs w:val="20"/>
         </w:rPr>
@@ -7927,7 +7899,6 @@
       </w:pPr>
       <w:r>
         <w:rPr>
-          <w:rFonts w:ascii="Liberation Mono" w:hAnsi="Liberation Mono"/>
           <w:sz w:val="20"/>
           <w:szCs w:val="20"/>
         </w:rPr>
@@ -7945,7 +7916,6 @@
       </w:pPr>
       <w:r>
         <w:rPr>
-          <w:rFonts w:ascii="Liberation Mono" w:hAnsi="Liberation Mono"/>
           <w:sz w:val="20"/>
           <w:szCs w:val="20"/>
         </w:rPr>
@@ -7963,7 +7933,6 @@
       </w:pPr>
       <w:r>
         <w:rPr>
-          <w:rFonts w:ascii="Liberation Mono" w:hAnsi="Liberation Mono"/>
           <w:sz w:val="20"/>
           <w:szCs w:val="20"/>
         </w:rPr>
@@ -7981,7 +7950,6 @@
       </w:pPr>
       <w:r>
         <w:rPr>
-          <w:rFonts w:ascii="Liberation Mono" w:hAnsi="Liberation Mono"/>
           <w:sz w:val="20"/>
           <w:szCs w:val="20"/>
         </w:rPr>
@@ -7999,7 +7967,6 @@
       </w:pPr>
       <w:r>
         <w:rPr>
-          <w:rFonts w:ascii="Liberation Mono" w:hAnsi="Liberation Mono"/>
           <w:sz w:val="20"/>
           <w:szCs w:val="20"/>
         </w:rPr>
@@ -8017,7 +7984,6 @@
       </w:pPr>
       <w:r>
         <w:rPr>
-          <w:rFonts w:ascii="Liberation Mono" w:hAnsi="Liberation Mono"/>
           <w:sz w:val="20"/>
           <w:szCs w:val="20"/>
         </w:rPr>
@@ -8034,7 +8000,6 @@
       </w:pPr>
       <w:r>
         <w:rPr>
-          <w:rFonts w:ascii="Liberation Mono" w:hAnsi="Liberation Mono"/>
           <w:sz w:val="20"/>
           <w:szCs w:val="20"/>
         </w:rPr>
@@ -8052,7 +8017,6 @@
       </w:pPr>
       <w:r>
         <w:rPr>
-          <w:rFonts w:ascii="Liberation Mono" w:hAnsi="Liberation Mono"/>
           <w:sz w:val="20"/>
           <w:szCs w:val="20"/>
         </w:rPr>
@@ -8069,7 +8033,6 @@
       </w:pPr>
       <w:r>
         <w:rPr>
-          <w:rFonts w:ascii="Liberation Mono" w:hAnsi="Liberation Mono"/>
           <w:sz w:val="20"/>
           <w:szCs w:val="20"/>
         </w:rPr>
@@ -8087,7 +8050,6 @@
       </w:pPr>
       <w:r>
         <w:rPr>
-          <w:rFonts w:ascii="Liberation Mono" w:hAnsi="Liberation Mono"/>
           <w:sz w:val="20"/>
           <w:szCs w:val="20"/>
         </w:rPr>
@@ -8104,7 +8066,6 @@
       </w:pPr>
       <w:r>
         <w:rPr>
-          <w:rFonts w:ascii="Liberation Mono" w:hAnsi="Liberation Mono"/>
           <w:sz w:val="20"/>
           <w:szCs w:val="20"/>
         </w:rPr>
@@ -8122,7 +8083,6 @@
       </w:pPr>
       <w:r>
         <w:rPr>
-          <w:rFonts w:ascii="Liberation Mono" w:hAnsi="Liberation Mono"/>
           <w:sz w:val="20"/>
           <w:szCs w:val="20"/>
         </w:rPr>
@@ -8139,7 +8099,6 @@
       </w:pPr>
       <w:r>
         <w:rPr>
-          <w:rFonts w:ascii="Liberation Mono" w:hAnsi="Liberation Mono"/>
           <w:sz w:val="20"/>
           <w:szCs w:val="20"/>
         </w:rPr>
@@ -8157,7 +8116,6 @@
       </w:pPr>
       <w:r>
         <w:rPr>
-          <w:rFonts w:ascii="Liberation Mono" w:hAnsi="Liberation Mono"/>
           <w:sz w:val="20"/>
           <w:szCs w:val="20"/>
         </w:rPr>
@@ -8174,7 +8132,6 @@
       </w:pPr>
       <w:r>
         <w:rPr>
-          <w:rFonts w:ascii="Liberation Mono" w:hAnsi="Liberation Mono"/>
           <w:sz w:val="20"/>
           <w:szCs w:val="20"/>
         </w:rPr>
@@ -8192,7 +8149,6 @@
       </w:pPr>
       <w:r>
         <w:rPr>
-          <w:rFonts w:ascii="Liberation Mono" w:hAnsi="Liberation Mono"/>
           <w:sz w:val="20"/>
           <w:szCs w:val="20"/>
         </w:rPr>
@@ -8209,7 +8165,6 @@
       </w:pPr>
       <w:r>
         <w:rPr>
-          <w:rFonts w:ascii="Liberation Mono" w:hAnsi="Liberation Mono"/>
           <w:sz w:val="20"/>
           <w:szCs w:val="20"/>
         </w:rPr>
@@ -8227,7 +8182,6 @@
       </w:pPr>
       <w:r>
         <w:rPr>
-          <w:rFonts w:ascii="Liberation Mono" w:hAnsi="Liberation Mono"/>
           <w:sz w:val="20"/>
           <w:szCs w:val="20"/>
         </w:rPr>
@@ -8244,7 +8198,6 @@
       </w:pPr>
       <w:r>
         <w:rPr>
-          <w:rFonts w:ascii="Liberation Mono" w:hAnsi="Liberation Mono"/>
           <w:sz w:val="20"/>
           <w:szCs w:val="20"/>
         </w:rPr>
@@ -8262,7 +8215,6 @@
       </w:pPr>
       <w:r>
         <w:rPr>
-          <w:rFonts w:ascii="Liberation Mono" w:hAnsi="Liberation Mono"/>
           <w:sz w:val="20"/>
           <w:szCs w:val="20"/>
         </w:rPr>
@@ -8279,7 +8231,6 @@
       </w:pPr>
       <w:r>
         <w:rPr>
-          <w:rFonts w:ascii="Liberation Mono" w:hAnsi="Liberation Mono"/>
           <w:sz w:val="20"/>
           <w:szCs w:val="20"/>
         </w:rPr>
@@ -8297,7 +8248,6 @@
       </w:pPr>
       <w:r>
         <w:rPr>
-          <w:rFonts w:ascii="Liberation Mono" w:hAnsi="Liberation Mono"/>
           <w:sz w:val="20"/>
           <w:szCs w:val="20"/>
         </w:rPr>
@@ -8314,7 +8264,6 @@
       </w:pPr>
       <w:r>
         <w:rPr>
-          <w:rFonts w:ascii="Liberation Mono" w:hAnsi="Liberation Mono"/>
           <w:sz w:val="20"/>
           <w:szCs w:val="20"/>
         </w:rPr>
@@ -8332,7 +8281,6 @@
       </w:pPr>
       <w:r>
         <w:rPr>
-          <w:rFonts w:ascii="Liberation Mono" w:hAnsi="Liberation Mono"/>
           <w:sz w:val="20"/>
           <w:szCs w:val="20"/>
         </w:rPr>
@@ -8349,7 +8297,6 @@
       </w:pPr>
       <w:r>
         <w:rPr>
-          <w:rFonts w:ascii="Liberation Mono" w:hAnsi="Liberation Mono"/>
           <w:sz w:val="20"/>
           <w:szCs w:val="20"/>
         </w:rPr>
@@ -8367,7 +8314,6 @@
       </w:pPr>
       <w:r>
         <w:rPr>
-          <w:rFonts w:ascii="Liberation Mono" w:hAnsi="Liberation Mono"/>
           <w:sz w:val="20"/>
           <w:szCs w:val="20"/>
         </w:rPr>
@@ -8384,7 +8330,6 @@
       </w:pPr>
       <w:r>
         <w:rPr>
-          <w:rFonts w:ascii="Liberation Mono" w:hAnsi="Liberation Mono"/>
           <w:sz w:val="20"/>
           <w:szCs w:val="20"/>
         </w:rPr>
@@ -8402,7 +8347,6 @@
       </w:pPr>
       <w:r>
         <w:rPr>
-          <w:rFonts w:ascii="Liberation Mono" w:hAnsi="Liberation Mono"/>
           <w:sz w:val="20"/>
           <w:szCs w:val="20"/>
         </w:rPr>
@@ -8419,7 +8363,6 @@
       </w:pPr>
       <w:r>
         <w:rPr>
-          <w:rFonts w:ascii="Liberation Mono" w:hAnsi="Liberation Mono"/>
           <w:sz w:val="20"/>
           <w:szCs w:val="20"/>
         </w:rPr>
@@ -8437,7 +8380,6 @@
       </w:pPr>
       <w:r>
         <w:rPr>
-          <w:rFonts w:ascii="Liberation Mono" w:hAnsi="Liberation Mono"/>
           <w:sz w:val="20"/>
           <w:szCs w:val="20"/>
         </w:rPr>
@@ -8454,7 +8396,6 @@
       </w:pPr>
       <w:r>
         <w:rPr>
-          <w:rFonts w:ascii="Liberation Mono" w:hAnsi="Liberation Mono"/>
           <w:sz w:val="20"/>
           <w:szCs w:val="20"/>
         </w:rPr>
@@ -8472,7 +8413,6 @@
       </w:pPr>
       <w:r>
         <w:rPr>
-          <w:rFonts w:ascii="Liberation Mono" w:hAnsi="Liberation Mono"/>
           <w:sz w:val="20"/>
           <w:szCs w:val="20"/>
         </w:rPr>
@@ -8489,7 +8429,6 @@
       </w:pPr>
       <w:r>
         <w:rPr>
-          <w:rFonts w:ascii="Liberation Mono" w:hAnsi="Liberation Mono"/>
           <w:sz w:val="20"/>
           <w:szCs w:val="20"/>
         </w:rPr>
@@ -8507,7 +8446,6 @@
       </w:pPr>
       <w:r>
         <w:rPr>
-          <w:rFonts w:ascii="Liberation Mono" w:hAnsi="Liberation Mono"/>
           <w:sz w:val="20"/>
           <w:szCs w:val="20"/>
         </w:rPr>
@@ -8524,7 +8462,6 @@
       </w:pPr>
       <w:r>
         <w:rPr>
-          <w:rFonts w:ascii="Liberation Mono" w:hAnsi="Liberation Mono"/>
           <w:sz w:val="20"/>
           <w:szCs w:val="20"/>
         </w:rPr>
@@ -8542,7 +8479,6 @@
       </w:pPr>
       <w:r>
         <w:rPr>
-          <w:rFonts w:ascii="Liberation Mono" w:hAnsi="Liberation Mono"/>
           <w:sz w:val="20"/>
           <w:szCs w:val="20"/>
         </w:rPr>
@@ -8559,7 +8495,6 @@
       </w:pPr>
       <w:r>
         <w:rPr>
-          <w:rFonts w:ascii="Liberation Mono" w:hAnsi="Liberation Mono"/>
           <w:sz w:val="20"/>
           <w:szCs w:val="20"/>
         </w:rPr>
@@ -8577,7 +8512,6 @@
       </w:pPr>
       <w:r>
         <w:rPr>
-          <w:rFonts w:ascii="Liberation Mono" w:hAnsi="Liberation Mono"/>
           <w:sz w:val="20"/>
           <w:szCs w:val="20"/>
         </w:rPr>
@@ -8594,7 +8528,6 @@
       </w:pPr>
       <w:r>
         <w:rPr>
-          <w:rFonts w:ascii="Liberation Mono" w:hAnsi="Liberation Mono"/>
           <w:sz w:val="20"/>
           <w:szCs w:val="20"/>
         </w:rPr>
@@ -8612,7 +8545,6 @@
       </w:pPr>
       <w:r>
         <w:rPr>
-          <w:rFonts w:ascii="Liberation Mono" w:hAnsi="Liberation Mono"/>
           <w:sz w:val="20"/>
           <w:szCs w:val="20"/>
         </w:rPr>
@@ -8629,7 +8561,6 @@
       </w:pPr>
       <w:r>
         <w:rPr>
-          <w:rFonts w:ascii="Liberation Mono" w:hAnsi="Liberation Mono"/>
           <w:sz w:val="20"/>
           <w:szCs w:val="20"/>
         </w:rPr>
@@ -8647,7 +8578,6 @@
       </w:pPr>
       <w:r>
         <w:rPr>
-          <w:rFonts w:ascii="Liberation Mono" w:hAnsi="Liberation Mono"/>
           <w:sz w:val="20"/>
           <w:szCs w:val="20"/>
         </w:rPr>
@@ -8664,7 +8594,6 @@
       </w:pPr>
       <w:r>
         <w:rPr>
-          <w:rFonts w:ascii="Liberation Mono" w:hAnsi="Liberation Mono"/>
           <w:sz w:val="20"/>
           <w:szCs w:val="20"/>
         </w:rPr>
@@ -8682,7 +8611,6 @@
       </w:pPr>
       <w:r>
         <w:rPr>
-          <w:rFonts w:ascii="Liberation Mono" w:hAnsi="Liberation Mono"/>
           <w:sz w:val="20"/>
           <w:szCs w:val="20"/>
         </w:rPr>
@@ -8699,7 +8627,6 @@
       </w:pPr>
       <w:r>
         <w:rPr>
-          <w:rFonts w:ascii="Liberation Mono" w:hAnsi="Liberation Mono"/>
           <w:sz w:val="20"/>
           <w:szCs w:val="20"/>
         </w:rPr>
@@ -8717,7 +8644,6 @@
       </w:pPr>
       <w:r>
         <w:rPr>
-          <w:rFonts w:ascii="Liberation Mono" w:hAnsi="Liberation Mono"/>
           <w:sz w:val="20"/>
           <w:szCs w:val="20"/>
         </w:rPr>
@@ -8734,7 +8660,6 @@
       </w:pPr>
       <w:r>
         <w:rPr>
-          <w:rFonts w:ascii="Liberation Mono" w:hAnsi="Liberation Mono"/>
           <w:sz w:val="20"/>
           <w:szCs w:val="20"/>
         </w:rPr>
@@ -8752,7 +8677,6 @@
       </w:pPr>
       <w:r>
         <w:rPr>
-          <w:rFonts w:ascii="Liberation Mono" w:hAnsi="Liberation Mono"/>
           <w:sz w:val="20"/>
           <w:szCs w:val="20"/>
         </w:rPr>
@@ -8769,7 +8693,6 @@
       </w:pPr>
       <w:r>
         <w:rPr>
-          <w:rFonts w:ascii="Liberation Mono" w:hAnsi="Liberation Mono"/>
           <w:sz w:val="20"/>
           <w:szCs w:val="20"/>
         </w:rPr>
@@ -8787,7 +8710,6 @@
       </w:pPr>
       <w:r>
         <w:rPr>
-          <w:rFonts w:ascii="Liberation Mono" w:hAnsi="Liberation Mono"/>
           <w:sz w:val="20"/>
           <w:szCs w:val="20"/>
         </w:rPr>
@@ -8804,7 +8726,6 @@
       </w:pPr>
       <w:r>
         <w:rPr>
-          <w:rFonts w:ascii="Liberation Mono" w:hAnsi="Liberation Mono"/>
           <w:sz w:val="20"/>
           <w:szCs w:val="20"/>
         </w:rPr>
@@ -8822,7 +8743,6 @@
       </w:pPr>
       <w:r>
         <w:rPr>
-          <w:rFonts w:ascii="Liberation Mono" w:hAnsi="Liberation Mono"/>
           <w:sz w:val="20"/>
           <w:szCs w:val="20"/>
         </w:rPr>
@@ -8839,7 +8759,6 @@
       </w:pPr>
       <w:r>
         <w:rPr>
-          <w:rFonts w:ascii="Liberation Mono" w:hAnsi="Liberation Mono"/>
           <w:sz w:val="20"/>
           <w:szCs w:val="20"/>
         </w:rPr>
@@ -8857,7 +8776,6 @@
       </w:pPr>
       <w:r>
         <w:rPr>
-          <w:rFonts w:ascii="Liberation Mono" w:hAnsi="Liberation Mono"/>
           <w:sz w:val="20"/>
           <w:szCs w:val="20"/>
         </w:rPr>
@@ -8874,7 +8792,6 @@
       </w:pPr>
       <w:r>
         <w:rPr>
-          <w:rFonts w:ascii="Liberation Mono" w:hAnsi="Liberation Mono"/>
           <w:sz w:val="20"/>
           <w:szCs w:val="20"/>
         </w:rPr>
@@ -8892,7 +8809,6 @@
       </w:pPr>
       <w:r>
         <w:rPr>
-          <w:rFonts w:ascii="Liberation Mono" w:hAnsi="Liberation Mono"/>
           <w:sz w:val="20"/>
           <w:szCs w:val="20"/>
         </w:rPr>
@@ -8909,7 +8825,6 @@
       </w:pPr>
       <w:r>
         <w:rPr>
-          <w:rFonts w:ascii="Liberation Mono" w:hAnsi="Liberation Mono"/>
           <w:sz w:val="20"/>
           <w:szCs w:val="20"/>
         </w:rPr>
@@ -8927,7 +8842,6 @@
       </w:pPr>
       <w:r>
         <w:rPr>
-          <w:rFonts w:ascii="Liberation Mono" w:hAnsi="Liberation Mono"/>
           <w:sz w:val="20"/>
           <w:szCs w:val="20"/>
         </w:rPr>
@@ -8944,7 +8858,6 @@
       </w:pPr>
       <w:r>
         <w:rPr>
-          <w:rFonts w:ascii="Liberation Mono" w:hAnsi="Liberation Mono"/>
           <w:sz w:val="20"/>
           <w:szCs w:val="20"/>
         </w:rPr>
@@ -8962,7 +8875,6 @@
       </w:pPr>
       <w:r>
         <w:rPr>
-          <w:rFonts w:ascii="Liberation Mono" w:hAnsi="Liberation Mono"/>
           <w:sz w:val="20"/>
           <w:szCs w:val="20"/>
         </w:rPr>
@@ -8979,7 +8891,6 @@
       </w:pPr>
       <w:r>
         <w:rPr>
-          <w:rFonts w:ascii="Liberation Mono" w:hAnsi="Liberation Mono"/>
           <w:sz w:val="20"/>
           <w:szCs w:val="20"/>
         </w:rPr>
@@ -8997,7 +8908,6 @@
       </w:pPr>
       <w:r>
         <w:rPr>
-          <w:rFonts w:ascii="Liberation Mono" w:hAnsi="Liberation Mono"/>
           <w:sz w:val="20"/>
           <w:szCs w:val="20"/>
         </w:rPr>
@@ -9014,7 +8924,6 @@
       </w:pPr>
       <w:r>
         <w:rPr>
-          <w:rFonts w:ascii="Liberation Mono" w:hAnsi="Liberation Mono"/>
           <w:sz w:val="20"/>
           <w:szCs w:val="20"/>
         </w:rPr>
@@ -9032,7 +8941,6 @@
       </w:pPr>
       <w:r>
         <w:rPr>
-          <w:rFonts w:ascii="Liberation Mono" w:hAnsi="Liberation Mono"/>
           <w:sz w:val="20"/>
           <w:szCs w:val="20"/>
         </w:rPr>
@@ -9049,7 +8957,6 @@
       </w:pPr>
       <w:r>
         <w:rPr>
-          <w:rFonts w:ascii="Liberation Mono" w:hAnsi="Liberation Mono"/>
           <w:sz w:val="20"/>
           <w:szCs w:val="20"/>
         </w:rPr>
@@ -9067,7 +8974,6 @@
       </w:pPr>
       <w:r>
         <w:rPr>
-          <w:rFonts w:ascii="Liberation Mono" w:hAnsi="Liberation Mono"/>
           <w:sz w:val="20"/>
           <w:szCs w:val="20"/>
         </w:rPr>
@@ -9084,7 +8990,6 @@
       </w:pPr>
       <w:r>
         <w:rPr>
-          <w:rFonts w:ascii="Liberation Mono" w:hAnsi="Liberation Mono"/>
           <w:sz w:val="20"/>
           <w:szCs w:val="20"/>
         </w:rPr>
@@ -9102,7 +9007,6 @@
       </w:pPr>
       <w:r>
         <w:rPr>
-          <w:rFonts w:ascii="Liberation Mono" w:hAnsi="Liberation Mono"/>
           <w:sz w:val="20"/>
           <w:szCs w:val="20"/>
         </w:rPr>
@@ -9119,7 +9023,6 @@
       </w:pPr>
       <w:r>
         <w:rPr>
-          <w:rFonts w:ascii="Liberation Mono" w:hAnsi="Liberation Mono"/>
           <w:sz w:val="20"/>
           <w:szCs w:val="20"/>
         </w:rPr>
@@ -9137,7 +9040,6 @@
       </w:pPr>
       <w:r>
         <w:rPr>
-          <w:rFonts w:ascii="Liberation Mono" w:hAnsi="Liberation Mono"/>
           <w:sz w:val="20"/>
           <w:szCs w:val="20"/>
         </w:rPr>
@@ -9154,7 +9056,6 @@
       </w:pPr>
       <w:r>
         <w:rPr>
-          <w:rFonts w:ascii="Liberation Mono" w:hAnsi="Liberation Mono"/>
           <w:sz w:val="20"/>
           <w:szCs w:val="20"/>
         </w:rPr>
@@ -9172,7 +9073,6 @@
       </w:pPr>
       <w:r>
         <w:rPr>
-          <w:rFonts w:ascii="Liberation Mono" w:hAnsi="Liberation Mono"/>
           <w:sz w:val="20"/>
           <w:szCs w:val="20"/>
         </w:rPr>
@@ -9189,7 +9089,6 @@
       </w:pPr>
       <w:r>
         <w:rPr>
-          <w:rFonts w:ascii="Liberation Mono" w:hAnsi="Liberation Mono"/>
           <w:sz w:val="20"/>
           <w:szCs w:val="20"/>
         </w:rPr>
@@ -9207,7 +9106,6 @@
       </w:pPr>
       <w:r>
         <w:rPr>
-          <w:rFonts w:ascii="Liberation Mono" w:hAnsi="Liberation Mono"/>
           <w:sz w:val="20"/>
           <w:szCs w:val="20"/>
         </w:rPr>
@@ -9224,7 +9122,6 @@
       </w:pPr>
       <w:r>
         <w:rPr>
-          <w:rFonts w:ascii="Liberation Mono" w:hAnsi="Liberation Mono"/>
           <w:sz w:val="20"/>
           <w:szCs w:val="20"/>
         </w:rPr>
@@ -9242,7 +9139,6 @@
       </w:pPr>
       <w:r>
         <w:rPr>
-          <w:rFonts w:ascii="Liberation Mono" w:hAnsi="Liberation Mono"/>
           <w:sz w:val="20"/>
           <w:szCs w:val="20"/>
         </w:rPr>
@@ -9259,7 +9155,6 @@
       </w:pPr>
       <w:r>
         <w:rPr>
-          <w:rFonts w:ascii="Liberation Mono" w:hAnsi="Liberation Mono"/>
           <w:sz w:val="20"/>
           <w:szCs w:val="20"/>
         </w:rPr>
@@ -9277,7 +9172,6 @@
       </w:pPr>
       <w:r>
         <w:rPr>
-          <w:rFonts w:ascii="Liberation Mono" w:hAnsi="Liberation Mono"/>
           <w:sz w:val="20"/>
           <w:szCs w:val="20"/>
         </w:rPr>
@@ -9424,6 +9318,196 @@
       <w:r>
         <w:rPr/>
         <w:t>Генерацию следует выполнять согласованно по зависимостям данных. При формировании Bookings и Booking_equipment необходимо заранее обеспечивать правильный расчёт total_cost. Порядок вывода готовых CSV-блоков должен быть строго таким: Users, Studios, Equipment, Bookings, Payments, Booking_equipment, Equipment_maintenance, Reviews, Review_equipment.</w:t>
+      </w:r>
+    </w:p>
+    <w:p>
+      <w:pPr>
+        <w:pStyle w:val="Style7"/>
+        <w:rPr/>
+      </w:pPr>
+      <w:r>
+        <w:rPr/>
+      </w:r>
+    </w:p>
+    <w:p>
+      <w:pPr>
+        <w:pStyle w:val="Style7"/>
+        <w:rPr/>
+      </w:pPr>
+      <w:r>
+        <w:rPr/>
+        <w:t>Допускается наличие пересекающихся по времени бронирований в общем наборе данных.</w:t>
+      </w:r>
+    </w:p>
+    <w:p>
+      <w:pPr>
+        <w:pStyle w:val="Style7"/>
+        <w:rPr/>
+      </w:pPr>
+      <w:r>
+        <w:rPr/>
+      </w:r>
+    </w:p>
+    <w:p>
+      <w:pPr>
+        <w:pStyle w:val="Style7"/>
+        <w:rPr/>
+      </w:pPr>
+      <w:r>
+        <w:rPr/>
+        <w:t>При этом необходимо строго соблюдать следующие ограничения.</w:t>
+      </w:r>
+    </w:p>
+    <w:p>
+      <w:pPr>
+        <w:pStyle w:val="Style7"/>
+        <w:rPr/>
+      </w:pPr>
+      <w:r>
+        <w:rPr/>
+      </w:r>
+    </w:p>
+    <w:p>
+      <w:pPr>
+        <w:pStyle w:val="Style7"/>
+        <w:rPr/>
+      </w:pPr>
+      <w:r>
+        <w:rPr/>
+        <w:t>Для оборудования запрещено одновременное использование в пересекающихся бронированиях. Если одно и то же equipment_id связано с booking_id через таблицу Booking_equipment, то это оборудование не может быть связано с другим booking_id, у которого интервалы времени пересекаются, при условии что статусы этих бронирований относятся к активным (created, confirmed, completed). Таким образом, одно и то же оборудование не должно использоваться в двух пересекающихся по времени активных бронированиях.</w:t>
+      </w:r>
+    </w:p>
+    <w:p>
+      <w:pPr>
+        <w:pStyle w:val="Style7"/>
+        <w:rPr/>
+      </w:pPr>
+      <w:r>
+        <w:rPr/>
+      </w:r>
+    </w:p>
+    <w:p>
+      <w:pPr>
+        <w:pStyle w:val="Style7"/>
+        <w:rPr/>
+      </w:pPr>
+      <w:r>
+        <w:rPr/>
+        <w:t>При генерации таблицы Booking_equipment необходимо проверять отсутствие временных конфликтов: перед добавлением строки с equipment_id следует убедиться, что для этого оборудования не существует другого активного бронирования с пересекающимся интервалом времени.</w:t>
+      </w:r>
+    </w:p>
+    <w:p>
+      <w:pPr>
+        <w:pStyle w:val="Style7"/>
+        <w:rPr/>
+      </w:pPr>
+      <w:r>
+        <w:rPr/>
+      </w:r>
+    </w:p>
+    <w:p>
+      <w:pPr>
+        <w:pStyle w:val="Style7"/>
+        <w:rPr/>
+      </w:pPr>
+      <w:r>
+        <w:rPr/>
+        <w:t>Бронирования со статусом cancelled не считаются активными и могут пересекаться с любыми другими бронированиями, включая те, в которых используется то же оборудование.</w:t>
+      </w:r>
+    </w:p>
+    <w:p>
+      <w:pPr>
+        <w:pStyle w:val="Style7"/>
+        <w:rPr/>
+      </w:pPr>
+      <w:r>
+        <w:rPr/>
+      </w:r>
+    </w:p>
+    <w:p>
+      <w:pPr>
+        <w:pStyle w:val="Style7"/>
+        <w:rPr/>
+      </w:pPr>
+      <w:r>
+        <w:rPr/>
+        <w:t>Вместимость студии должна строго соблюдаться с использованием следующего допущения: каждое бронирование соответствует одному пользователю.</w:t>
+      </w:r>
+    </w:p>
+    <w:p>
+      <w:pPr>
+        <w:pStyle w:val="Style7"/>
+        <w:rPr/>
+      </w:pPr>
+      <w:r>
+        <w:rPr/>
+      </w:r>
+    </w:p>
+    <w:p>
+      <w:pPr>
+        <w:pStyle w:val="Style7"/>
+        <w:rPr/>
+      </w:pPr>
+      <w:r>
+        <w:rPr/>
+        <w:t>Следовательно, для каждой студии количество активных бронирований со статусами created, confirmed или completed, интервалы времени которых пересекаются в любой момент времени, не должно превышать значение capacity этой студии.</w:t>
+      </w:r>
+    </w:p>
+    <w:p>
+      <w:pPr>
+        <w:pStyle w:val="Style7"/>
+        <w:rPr/>
+      </w:pPr>
+      <w:r>
+        <w:rPr/>
+      </w:r>
+    </w:p>
+    <w:p>
+      <w:pPr>
+        <w:pStyle w:val="Style7"/>
+        <w:rPr/>
+      </w:pPr>
+      <w:r>
+        <w:rPr/>
+        <w:t>При генерации таблицы Bookings необходимо проверять временные конфликты на уровне студии: перед добавлением нового активного бронирования для данной studio_id следует убедиться, что на всём интервале от start_time до end_time число уже существующих активных бронирований этой студии, пересекающихся по времени с новым, вместе с новым бронированием не превышает capacity соответствующей студии.</w:t>
+      </w:r>
+    </w:p>
+    <w:p>
+      <w:pPr>
+        <w:pStyle w:val="Style7"/>
+        <w:rPr/>
+      </w:pPr>
+      <w:r>
+        <w:rPr/>
+      </w:r>
+    </w:p>
+    <w:p>
+      <w:pPr>
+        <w:pStyle w:val="Style7"/>
+        <w:rPr/>
+      </w:pPr>
+      <w:r>
+        <w:rPr/>
+        <w:t>Бронирования со статусом cancelled не учитываются при проверке ограничения вместимости студии.</w:t>
+      </w:r>
+    </w:p>
+    <w:p>
+      <w:pPr>
+        <w:pStyle w:val="Style7"/>
+        <w:rPr/>
+      </w:pPr>
+      <w:r>
+        <w:rPr/>
+      </w:r>
+    </w:p>
+    <w:p>
+      <w:pPr>
+        <w:pStyle w:val="Style7"/>
+        <w:rPr/>
+      </w:pPr>
+      <w:r>
+        <w:rPr/>
+        <w:t>Для каждой студии в любой момент времени число одновременно активных бронирований не должно превышать её capacity, принимая, что одно бронирование соответствует одному человеку.</w:t>
       </w:r>
     </w:p>
     <w:p>
@@ -9487,6 +9571,7 @@
         </w:tabs>
         <w:ind w:left="1080" w:hanging="360"/>
       </w:pPr>
+      <w:rPr/>
     </w:lvl>
     <w:lvl w:ilvl="2">
       <w:start w:val="1"/>
@@ -9499,6 +9584,7 @@
         </w:tabs>
         <w:ind w:left="1440" w:hanging="360"/>
       </w:pPr>
+      <w:rPr/>
     </w:lvl>
     <w:lvl w:ilvl="3">
       <w:start w:val="1"/>
@@ -9511,6 +9597,7 @@
         </w:tabs>
         <w:ind w:left="1800" w:hanging="360"/>
       </w:pPr>
+      <w:rPr/>
     </w:lvl>
     <w:lvl w:ilvl="4">
       <w:start w:val="1"/>
@@ -9523,6 +9610,7 @@
         </w:tabs>
         <w:ind w:left="2160" w:hanging="360"/>
       </w:pPr>
+      <w:rPr/>
     </w:lvl>
     <w:lvl w:ilvl="5">
       <w:start w:val="1"/>
@@ -9535,6 +9623,7 @@
         </w:tabs>
         <w:ind w:left="2520" w:hanging="360"/>
       </w:pPr>
+      <w:rPr/>
     </w:lvl>
     <w:lvl w:ilvl="6">
       <w:start w:val="1"/>
@@ -9547,6 +9636,7 @@
         </w:tabs>
         <w:ind w:left="2880" w:hanging="360"/>
       </w:pPr>
+      <w:rPr/>
     </w:lvl>
     <w:lvl w:ilvl="7">
       <w:start w:val="1"/>
@@ -9559,6 +9649,7 @@
         </w:tabs>
         <w:ind w:left="3240" w:hanging="360"/>
       </w:pPr>
+      <w:rPr/>
     </w:lvl>
     <w:lvl w:ilvl="8">
       <w:start w:val="1"/>
@@ -9571,6 +9662,7 @@
         </w:tabs>
         <w:ind w:left="3600" w:hanging="360"/>
       </w:pPr>
+      <w:rPr/>
     </w:lvl>
   </w:abstractNum>
   <w:abstractNum w:abstractNumId="2">
@@ -9600,6 +9692,7 @@
         </w:tabs>
         <w:ind w:left="1080" w:hanging="360"/>
       </w:pPr>
+      <w:rPr/>
     </w:lvl>
     <w:lvl w:ilvl="2">
       <w:start w:val="1"/>
@@ -9612,6 +9705,7 @@
         </w:tabs>
         <w:ind w:left="1440" w:hanging="360"/>
       </w:pPr>
+      <w:rPr/>
     </w:lvl>
     <w:lvl w:ilvl="3">
       <w:start w:val="1"/>
@@ -9624,6 +9718,7 @@
         </w:tabs>
         <w:ind w:left="1800" w:hanging="360"/>
       </w:pPr>
+      <w:rPr/>
     </w:lvl>
     <w:lvl w:ilvl="4">
       <w:start w:val="1"/>
@@ -9636,6 +9731,7 @@
         </w:tabs>
         <w:ind w:left="2160" w:hanging="360"/>
       </w:pPr>
+      <w:rPr/>
     </w:lvl>
     <w:lvl w:ilvl="5">
       <w:start w:val="1"/>
@@ -9648,6 +9744,7 @@
         </w:tabs>
         <w:ind w:left="2520" w:hanging="360"/>
       </w:pPr>
+      <w:rPr/>
     </w:lvl>
     <w:lvl w:ilvl="6">
       <w:start w:val="1"/>
@@ -9660,6 +9757,7 @@
         </w:tabs>
         <w:ind w:left="2880" w:hanging="360"/>
       </w:pPr>
+      <w:rPr/>
     </w:lvl>
     <w:lvl w:ilvl="7">
       <w:start w:val="1"/>
@@ -9672,6 +9770,7 @@
         </w:tabs>
         <w:ind w:left="3240" w:hanging="360"/>
       </w:pPr>
+      <w:rPr/>
     </w:lvl>
     <w:lvl w:ilvl="8">
       <w:start w:val="1"/>
@@ -9684,6 +9783,7 @@
         </w:tabs>
         <w:ind w:left="3600" w:hanging="360"/>
       </w:pPr>
+      <w:rPr/>
     </w:lvl>
   </w:abstractNum>
   <w:abstractNum w:abstractNumId="3">
@@ -9713,6 +9813,7 @@
         </w:tabs>
         <w:ind w:left="1080" w:hanging="360"/>
       </w:pPr>
+      <w:rPr/>
     </w:lvl>
     <w:lvl w:ilvl="2">
       <w:start w:val="1"/>
@@ -9725,6 +9826,7 @@
         </w:tabs>
         <w:ind w:left="1440" w:hanging="360"/>
       </w:pPr>
+      <w:rPr/>
     </w:lvl>
     <w:lvl w:ilvl="3">
       <w:start w:val="1"/>
@@ -9737,6 +9839,7 @@
         </w:tabs>
         <w:ind w:left="1800" w:hanging="360"/>
       </w:pPr>
+      <w:rPr/>
     </w:lvl>
     <w:lvl w:ilvl="4">
       <w:start w:val="1"/>
@@ -9749,6 +9852,7 @@
         </w:tabs>
         <w:ind w:left="2160" w:hanging="360"/>
       </w:pPr>
+      <w:rPr/>
     </w:lvl>
     <w:lvl w:ilvl="5">
       <w:start w:val="1"/>
@@ -9761,6 +9865,7 @@
         </w:tabs>
         <w:ind w:left="2520" w:hanging="360"/>
       </w:pPr>
+      <w:rPr/>
     </w:lvl>
     <w:lvl w:ilvl="6">
       <w:start w:val="1"/>
@@ -9773,6 +9878,7 @@
         </w:tabs>
         <w:ind w:left="2880" w:hanging="360"/>
       </w:pPr>
+      <w:rPr/>
     </w:lvl>
     <w:lvl w:ilvl="7">
       <w:start w:val="1"/>
@@ -9785,6 +9891,7 @@
         </w:tabs>
         <w:ind w:left="3240" w:hanging="360"/>
       </w:pPr>
+      <w:rPr/>
     </w:lvl>
     <w:lvl w:ilvl="8">
       <w:start w:val="1"/>
@@ -9797,6 +9904,7 @@
         </w:tabs>
         <w:ind w:left="3600" w:hanging="360"/>
       </w:pPr>
+      <w:rPr/>
     </w:lvl>
   </w:abstractNum>
   <w:abstractNum w:abstractNumId="4">
@@ -9824,6 +9932,7 @@
         </w:tabs>
         <w:ind w:left="1080" w:hanging="360"/>
       </w:pPr>
+      <w:rPr/>
     </w:lvl>
     <w:lvl w:ilvl="2">
       <w:start w:val="1"/>
@@ -9836,6 +9945,7 @@
         </w:tabs>
         <w:ind w:left="1440" w:hanging="360"/>
       </w:pPr>
+      <w:rPr/>
     </w:lvl>
     <w:lvl w:ilvl="3">
       <w:start w:val="1"/>
@@ -9848,6 +9958,7 @@
         </w:tabs>
         <w:ind w:left="1800" w:hanging="360"/>
       </w:pPr>
+      <w:rPr/>
     </w:lvl>
     <w:lvl w:ilvl="4">
       <w:start w:val="1"/>
@@ -9860,6 +9971,7 @@
         </w:tabs>
         <w:ind w:left="2160" w:hanging="360"/>
       </w:pPr>
+      <w:rPr/>
     </w:lvl>
     <w:lvl w:ilvl="5">
       <w:start w:val="1"/>
@@ -9872,6 +9984,7 @@
         </w:tabs>
         <w:ind w:left="2520" w:hanging="360"/>
       </w:pPr>
+      <w:rPr/>
     </w:lvl>
     <w:lvl w:ilvl="6">
       <w:start w:val="1"/>
@@ -9884,6 +9997,7 @@
         </w:tabs>
         <w:ind w:left="2880" w:hanging="360"/>
       </w:pPr>
+      <w:rPr/>
     </w:lvl>
     <w:lvl w:ilvl="7">
       <w:start w:val="1"/>
@@ -9896,6 +10010,7 @@
         </w:tabs>
         <w:ind w:left="3240" w:hanging="360"/>
       </w:pPr>
+      <w:rPr/>
     </w:lvl>
     <w:lvl w:ilvl="8">
       <w:start w:val="1"/>
@@ -9908,6 +10023,7 @@
         </w:tabs>
         <w:ind w:left="3600" w:hanging="360"/>
       </w:pPr>
+      <w:rPr/>
     </w:lvl>
   </w:abstractNum>
   <w:abstractNum w:abstractNumId="5">
@@ -9935,6 +10051,7 @@
         </w:tabs>
         <w:ind w:left="1080" w:hanging="360"/>
       </w:pPr>
+      <w:rPr/>
     </w:lvl>
     <w:lvl w:ilvl="2">
       <w:start w:val="1"/>
@@ -9947,6 +10064,7 @@
         </w:tabs>
         <w:ind w:left="1440" w:hanging="360"/>
       </w:pPr>
+      <w:rPr/>
     </w:lvl>
     <w:lvl w:ilvl="3">
       <w:start w:val="1"/>
@@ -9959,6 +10077,7 @@
         </w:tabs>
         <w:ind w:left="1800" w:hanging="360"/>
       </w:pPr>
+      <w:rPr/>
     </w:lvl>
     <w:lvl w:ilvl="4">
       <w:start w:val="1"/>
@@ -9971,6 +10090,7 @@
         </w:tabs>
         <w:ind w:left="2160" w:hanging="360"/>
       </w:pPr>
+      <w:rPr/>
     </w:lvl>
     <w:lvl w:ilvl="5">
       <w:start w:val="1"/>
@@ -9983,6 +10103,7 @@
         </w:tabs>
         <w:ind w:left="2520" w:hanging="360"/>
       </w:pPr>
+      <w:rPr/>
     </w:lvl>
     <w:lvl w:ilvl="6">
       <w:start w:val="1"/>
@@ -9995,6 +10116,7 @@
         </w:tabs>
         <w:ind w:left="2880" w:hanging="360"/>
       </w:pPr>
+      <w:rPr/>
     </w:lvl>
     <w:lvl w:ilvl="7">
       <w:start w:val="1"/>
@@ -10007,6 +10129,7 @@
         </w:tabs>
         <w:ind w:left="3240" w:hanging="360"/>
       </w:pPr>
+      <w:rPr/>
     </w:lvl>
     <w:lvl w:ilvl="8">
       <w:start w:val="1"/>
@@ -10019,6 +10142,7 @@
         </w:tabs>
         <w:ind w:left="3600" w:hanging="360"/>
       </w:pPr>
+      <w:rPr/>
     </w:lvl>
   </w:abstractNum>
   <w:abstractNum w:abstractNumId="6">
@@ -10046,6 +10170,7 @@
         </w:tabs>
         <w:ind w:left="1080" w:hanging="360"/>
       </w:pPr>
+      <w:rPr/>
     </w:lvl>
     <w:lvl w:ilvl="2">
       <w:start w:val="1"/>
@@ -10058,6 +10183,7 @@
         </w:tabs>
         <w:ind w:left="1440" w:hanging="360"/>
       </w:pPr>
+      <w:rPr/>
     </w:lvl>
     <w:lvl w:ilvl="3">
       <w:start w:val="1"/>
@@ -10070,6 +10196,7 @@
         </w:tabs>
         <w:ind w:left="1800" w:hanging="360"/>
       </w:pPr>
+      <w:rPr/>
     </w:lvl>
     <w:lvl w:ilvl="4">
       <w:start w:val="1"/>
@@ -10082,6 +10209,7 @@
         </w:tabs>
         <w:ind w:left="2160" w:hanging="360"/>
       </w:pPr>
+      <w:rPr/>
     </w:lvl>
     <w:lvl w:ilvl="5">
       <w:start w:val="1"/>
@@ -10094,6 +10222,7 @@
         </w:tabs>
         <w:ind w:left="2520" w:hanging="360"/>
       </w:pPr>
+      <w:rPr/>
     </w:lvl>
     <w:lvl w:ilvl="6">
       <w:start w:val="1"/>
@@ -10106,6 +10235,7 @@
         </w:tabs>
         <w:ind w:left="2880" w:hanging="360"/>
       </w:pPr>
+      <w:rPr/>
     </w:lvl>
     <w:lvl w:ilvl="7">
       <w:start w:val="1"/>
@@ -10118,6 +10248,7 @@
         </w:tabs>
         <w:ind w:left="3240" w:hanging="360"/>
       </w:pPr>
+      <w:rPr/>
     </w:lvl>
     <w:lvl w:ilvl="8">
       <w:start w:val="1"/>
@@ -10130,6 +10261,7 @@
         </w:tabs>
         <w:ind w:left="3600" w:hanging="360"/>
       </w:pPr>
+      <w:rPr/>
     </w:lvl>
   </w:abstractNum>
   <w:abstractNum w:abstractNumId="7">
@@ -10280,7 +10412,7 @@
   <w:docDefaults>
     <w:rPrDefault>
       <w:rPr>
-        <w:rFonts w:ascii="Cambria" w:hAnsi="Cambria" w:eastAsia="ＭＳ 明朝" w:cs="" w:asciiTheme="minorHAnsi" w:cstheme="minorBidi" w:eastAsiaTheme="minorEastAsia" w:hAnsiTheme="minorHAnsi"/>
+        <w:rFonts w:ascii="Cambria" w:hAnsi="Cambria" w:eastAsia="" w:cs="" w:asciiTheme="minorHAnsi" w:cstheme="minorBidi" w:eastAsiaTheme="minorEastAsia" w:hAnsiTheme="minorHAnsi"/>
         <w:sz w:val="22"/>
         <w:szCs w:val="22"/>
         <w:lang w:val="en-US" w:eastAsia="en-US" w:bidi="ar-SA"/>
@@ -10437,12 +10569,13 @@
     <w:rsid w:val="00fc693f"/>
     <w:pPr>
       <w:widowControl/>
+      <w:suppressAutoHyphens w:val="true"/>
       <w:bidi w:val="0"/>
       <w:spacing w:lineRule="auto" w:line="276" w:before="0" w:after="200"/>
       <w:jc w:val="left"/>
     </w:pPr>
     <w:rPr>
-      <w:rFonts w:ascii="Cambria" w:hAnsi="Cambria" w:eastAsia="ＭＳ 明朝" w:cs="" w:asciiTheme="minorHAnsi" w:cstheme="minorBidi" w:eastAsiaTheme="minorEastAsia" w:hAnsiTheme="minorHAnsi"/>
+      <w:rFonts w:ascii="Cambria" w:hAnsi="Cambria" w:eastAsia="" w:cs="" w:asciiTheme="minorHAnsi" w:cstheme="minorBidi" w:eastAsiaTheme="minorEastAsia" w:hAnsiTheme="minorHAnsi"/>
       <w:color w:val="auto"/>
       <w:kern w:val="0"/>
       <w:sz w:val="22"/>
@@ -10465,7 +10598,7 @@
       <w:outlineLvl w:val="0"/>
     </w:pPr>
     <w:rPr>
-      <w:rFonts w:ascii="Calibri" w:hAnsi="Calibri" w:eastAsia="ＭＳ ゴシック" w:cs="" w:asciiTheme="majorHAnsi" w:cstheme="majorBidi" w:eastAsiaTheme="majorEastAsia" w:hAnsiTheme="majorHAnsi"/>
+      <w:rFonts w:ascii="Calibri" w:hAnsi="Calibri" w:eastAsia="" w:cs="" w:asciiTheme="majorHAnsi" w:cstheme="majorBidi" w:eastAsiaTheme="majorEastAsia" w:hAnsiTheme="majorHAnsi"/>
       <w:b/>
       <w:bCs/>
       <w:color w:themeColor="accent1" w:themeShade="bf" w:val="365F91"/>
@@ -10489,7 +10622,7 @@
       <w:outlineLvl w:val="1"/>
     </w:pPr>
     <w:rPr>
-      <w:rFonts w:ascii="Calibri" w:hAnsi="Calibri" w:eastAsia="ＭＳ ゴシック" w:cs="" w:asciiTheme="majorHAnsi" w:cstheme="majorBidi" w:eastAsiaTheme="majorEastAsia" w:hAnsiTheme="majorHAnsi"/>
+      <w:rFonts w:ascii="Calibri" w:hAnsi="Calibri" w:eastAsia="" w:cs="" w:asciiTheme="majorHAnsi" w:cstheme="majorBidi" w:eastAsiaTheme="majorEastAsia" w:hAnsiTheme="majorHAnsi"/>
       <w:b/>
       <w:bCs/>
       <w:color w:themeColor="accent1" w:val="4F81BD"/>
@@ -10513,7 +10646,7 @@
       <w:outlineLvl w:val="2"/>
     </w:pPr>
     <w:rPr>
-      <w:rFonts w:ascii="Calibri" w:hAnsi="Calibri" w:eastAsia="ＭＳ ゴシック" w:cs="" w:asciiTheme="majorHAnsi" w:cstheme="majorBidi" w:eastAsiaTheme="majorEastAsia" w:hAnsiTheme="majorHAnsi"/>
+      <w:rFonts w:ascii="Calibri" w:hAnsi="Calibri" w:eastAsia="" w:cs="" w:asciiTheme="majorHAnsi" w:cstheme="majorBidi" w:eastAsiaTheme="majorEastAsia" w:hAnsiTheme="majorHAnsi"/>
       <w:b/>
       <w:bCs/>
       <w:color w:themeColor="accent1" w:val="4F81BD"/>
@@ -10536,7 +10669,7 @@
       <w:outlineLvl w:val="3"/>
     </w:pPr>
     <w:rPr>
-      <w:rFonts w:ascii="Calibri" w:hAnsi="Calibri" w:eastAsia="ＭＳ ゴシック" w:cs="" w:asciiTheme="majorHAnsi" w:cstheme="majorBidi" w:eastAsiaTheme="majorEastAsia" w:hAnsiTheme="majorHAnsi"/>
+      <w:rFonts w:ascii="Calibri" w:hAnsi="Calibri" w:eastAsia="" w:cs="" w:asciiTheme="majorHAnsi" w:cstheme="majorBidi" w:eastAsiaTheme="majorEastAsia" w:hAnsiTheme="majorHAnsi"/>
       <w:b/>
       <w:bCs/>
       <w:i/>
@@ -10561,7 +10694,7 @@
       <w:outlineLvl w:val="4"/>
     </w:pPr>
     <w:rPr>
-      <w:rFonts w:ascii="Calibri" w:hAnsi="Calibri" w:eastAsia="ＭＳ ゴシック" w:cs="" w:asciiTheme="majorHAnsi" w:cstheme="majorBidi" w:eastAsiaTheme="majorEastAsia" w:hAnsiTheme="majorHAnsi"/>
+      <w:rFonts w:ascii="Calibri" w:hAnsi="Calibri" w:eastAsia="" w:cs="" w:asciiTheme="majorHAnsi" w:cstheme="majorBidi" w:eastAsiaTheme="majorEastAsia" w:hAnsiTheme="majorHAnsi"/>
       <w:color w:themeColor="accent1" w:themeShade="7f" w:val="243F60"/>
     </w:rPr>
   </w:style>
@@ -10582,7 +10715,7 @@
       <w:outlineLvl w:val="5"/>
     </w:pPr>
     <w:rPr>
-      <w:rFonts w:ascii="Calibri" w:hAnsi="Calibri" w:eastAsia="ＭＳ ゴシック" w:cs="" w:asciiTheme="majorHAnsi" w:cstheme="majorBidi" w:eastAsiaTheme="majorEastAsia" w:hAnsiTheme="majorHAnsi"/>
+      <w:rFonts w:ascii="Calibri" w:hAnsi="Calibri" w:eastAsia="" w:cs="" w:asciiTheme="majorHAnsi" w:cstheme="majorBidi" w:eastAsiaTheme="majorEastAsia" w:hAnsiTheme="majorHAnsi"/>
       <w:i/>
       <w:iCs/>
       <w:color w:themeColor="accent1" w:themeShade="7f" w:val="243F60"/>
@@ -10605,7 +10738,7 @@
       <w:outlineLvl w:val="6"/>
     </w:pPr>
     <w:rPr>
-      <w:rFonts w:ascii="Calibri" w:hAnsi="Calibri" w:eastAsia="ＭＳ ゴシック" w:cs="" w:asciiTheme="majorHAnsi" w:cstheme="majorBidi" w:eastAsiaTheme="majorEastAsia" w:hAnsiTheme="majorHAnsi"/>
+      <w:rFonts w:ascii="Calibri" w:hAnsi="Calibri" w:eastAsia="" w:cs="" w:asciiTheme="majorHAnsi" w:cstheme="majorBidi" w:eastAsiaTheme="majorEastAsia" w:hAnsiTheme="majorHAnsi"/>
       <w:i/>
       <w:iCs/>
       <w:color w:themeColor="text1" w:themeTint="bf" w:val="404040"/>
@@ -10628,7 +10761,7 @@
       <w:outlineLvl w:val="7"/>
     </w:pPr>
     <w:rPr>
-      <w:rFonts w:ascii="Calibri" w:hAnsi="Calibri" w:eastAsia="ＭＳ ゴシック" w:cs="" w:asciiTheme="majorHAnsi" w:cstheme="majorBidi" w:eastAsiaTheme="majorEastAsia" w:hAnsiTheme="majorHAnsi"/>
+      <w:rFonts w:ascii="Calibri" w:hAnsi="Calibri" w:eastAsia="" w:cs="" w:asciiTheme="majorHAnsi" w:cstheme="majorBidi" w:eastAsiaTheme="majorEastAsia" w:hAnsiTheme="majorHAnsi"/>
       <w:color w:themeColor="accent1" w:val="4F81BD"/>
       <w:sz w:val="20"/>
       <w:szCs w:val="20"/>
@@ -10651,7 +10784,7 @@
       <w:outlineLvl w:val="8"/>
     </w:pPr>
     <w:rPr>
-      <w:rFonts w:ascii="Calibri" w:hAnsi="Calibri" w:eastAsia="ＭＳ ゴシック" w:cs="" w:asciiTheme="majorHAnsi" w:cstheme="majorBidi" w:eastAsiaTheme="majorEastAsia" w:hAnsiTheme="majorHAnsi"/>
+      <w:rFonts w:ascii="Calibri" w:hAnsi="Calibri" w:eastAsia="" w:cs="" w:asciiTheme="majorHAnsi" w:cstheme="majorBidi" w:eastAsiaTheme="majorEastAsia" w:hAnsiTheme="majorHAnsi"/>
       <w:i/>
       <w:iCs/>
       <w:color w:themeColor="text1" w:themeTint="bf" w:val="404040"/>
@@ -10690,7 +10823,7 @@
     <w:qFormat/>
     <w:rsid w:val="00fc693f"/>
     <w:rPr>
-      <w:rFonts w:ascii="Calibri" w:hAnsi="Calibri" w:eastAsia="ＭＳ ゴシック" w:cs="" w:asciiTheme="majorHAnsi" w:cstheme="majorBidi" w:eastAsiaTheme="majorEastAsia" w:hAnsiTheme="majorHAnsi"/>
+      <w:rFonts w:ascii="Calibri" w:hAnsi="Calibri" w:eastAsia="" w:cs="" w:asciiTheme="majorHAnsi" w:cstheme="majorBidi" w:eastAsiaTheme="majorEastAsia" w:hAnsiTheme="majorHAnsi"/>
       <w:b/>
       <w:bCs/>
       <w:color w:themeColor="accent1" w:themeShade="bf" w:val="365F91"/>
@@ -10705,7 +10838,7 @@
     <w:qFormat/>
     <w:rsid w:val="00fc693f"/>
     <w:rPr>
-      <w:rFonts w:ascii="Calibri" w:hAnsi="Calibri" w:eastAsia="ＭＳ ゴシック" w:cs="" w:asciiTheme="majorHAnsi" w:cstheme="majorBidi" w:eastAsiaTheme="majorEastAsia" w:hAnsiTheme="majorHAnsi"/>
+      <w:rFonts w:ascii="Calibri" w:hAnsi="Calibri" w:eastAsia="" w:cs="" w:asciiTheme="majorHAnsi" w:cstheme="majorBidi" w:eastAsiaTheme="majorEastAsia" w:hAnsiTheme="majorHAnsi"/>
       <w:b/>
       <w:bCs/>
       <w:color w:themeColor="accent1" w:val="4F81BD"/>
@@ -10720,7 +10853,7 @@
     <w:qFormat/>
     <w:rsid w:val="00fc693f"/>
     <w:rPr>
-      <w:rFonts w:ascii="Calibri" w:hAnsi="Calibri" w:eastAsia="ＭＳ ゴシック" w:cs="" w:asciiTheme="majorHAnsi" w:cstheme="majorBidi" w:eastAsiaTheme="majorEastAsia" w:hAnsiTheme="majorHAnsi"/>
+      <w:rFonts w:ascii="Calibri" w:hAnsi="Calibri" w:eastAsia="" w:cs="" w:asciiTheme="majorHAnsi" w:cstheme="majorBidi" w:eastAsiaTheme="majorEastAsia" w:hAnsiTheme="majorHAnsi"/>
       <w:b/>
       <w:bCs/>
       <w:color w:themeColor="accent1" w:val="4F81BD"/>
@@ -10733,7 +10866,7 @@
     <w:qFormat/>
     <w:rsid w:val="00fc693f"/>
     <w:rPr>
-      <w:rFonts w:ascii="Calibri" w:hAnsi="Calibri" w:eastAsia="ＭＳ ゴシック" w:cs="" w:asciiTheme="majorHAnsi" w:cstheme="majorBidi" w:eastAsiaTheme="majorEastAsia" w:hAnsiTheme="majorHAnsi"/>
+      <w:rFonts w:ascii="Calibri" w:hAnsi="Calibri" w:eastAsia="" w:cs="" w:asciiTheme="majorHAnsi" w:cstheme="majorBidi" w:eastAsiaTheme="majorEastAsia" w:hAnsiTheme="majorHAnsi"/>
       <w:color w:themeColor="text2" w:themeShade="bf" w:val="17365D"/>
       <w:spacing w:val="5"/>
       <w:kern w:val="2"/>
@@ -10748,7 +10881,7 @@
     <w:qFormat/>
     <w:rsid w:val="00fc693f"/>
     <w:rPr>
-      <w:rFonts w:ascii="Calibri" w:hAnsi="Calibri" w:eastAsia="ＭＳ ゴシック" w:cs="" w:asciiTheme="majorHAnsi" w:cstheme="majorBidi" w:eastAsiaTheme="majorEastAsia" w:hAnsiTheme="majorHAnsi"/>
+      <w:rFonts w:ascii="Calibri" w:hAnsi="Calibri" w:eastAsia="" w:cs="" w:asciiTheme="majorHAnsi" w:cstheme="majorBidi" w:eastAsiaTheme="majorEastAsia" w:hAnsiTheme="majorHAnsi"/>
       <w:i/>
       <w:iCs/>
       <w:color w:themeColor="accent1" w:val="4F81BD"/>
@@ -10820,7 +10953,7 @@
     <w:qFormat/>
     <w:rsid w:val="00fc693f"/>
     <w:rPr>
-      <w:rFonts w:ascii="Calibri" w:hAnsi="Calibri" w:eastAsia="ＭＳ ゴシック" w:cs="" w:asciiTheme="majorHAnsi" w:cstheme="majorBidi" w:eastAsiaTheme="majorEastAsia" w:hAnsiTheme="majorHAnsi"/>
+      <w:rFonts w:ascii="Calibri" w:hAnsi="Calibri" w:eastAsia="" w:cs="" w:asciiTheme="majorHAnsi" w:cstheme="majorBidi" w:eastAsiaTheme="majorEastAsia" w:hAnsiTheme="majorHAnsi"/>
       <w:b/>
       <w:bCs/>
       <w:i/>
@@ -10836,7 +10969,7 @@
     <w:qFormat/>
     <w:rsid w:val="00fc693f"/>
     <w:rPr>
-      <w:rFonts w:ascii="Calibri" w:hAnsi="Calibri" w:eastAsia="ＭＳ ゴシック" w:cs="" w:asciiTheme="majorHAnsi" w:cstheme="majorBidi" w:eastAsiaTheme="majorEastAsia" w:hAnsiTheme="majorHAnsi"/>
+      <w:rFonts w:ascii="Calibri" w:hAnsi="Calibri" w:eastAsia="" w:cs="" w:asciiTheme="majorHAnsi" w:cstheme="majorBidi" w:eastAsiaTheme="majorEastAsia" w:hAnsiTheme="majorHAnsi"/>
       <w:color w:themeColor="accent1" w:themeShade="7f" w:val="243F60"/>
     </w:rPr>
   </w:style>
@@ -10848,7 +10981,7 @@
     <w:qFormat/>
     <w:rsid w:val="00fc693f"/>
     <w:rPr>
-      <w:rFonts w:ascii="Calibri" w:hAnsi="Calibri" w:eastAsia="ＭＳ ゴシック" w:cs="" w:asciiTheme="majorHAnsi" w:cstheme="majorBidi" w:eastAsiaTheme="majorEastAsia" w:hAnsiTheme="majorHAnsi"/>
+      <w:rFonts w:ascii="Calibri" w:hAnsi="Calibri" w:eastAsia="" w:cs="" w:asciiTheme="majorHAnsi" w:cstheme="majorBidi" w:eastAsiaTheme="majorEastAsia" w:hAnsiTheme="majorHAnsi"/>
       <w:i/>
       <w:iCs/>
       <w:color w:themeColor="accent1" w:themeShade="7f" w:val="243F60"/>
@@ -10862,7 +10995,7 @@
     <w:qFormat/>
     <w:rsid w:val="00fc693f"/>
     <w:rPr>
-      <w:rFonts w:ascii="Calibri" w:hAnsi="Calibri" w:eastAsia="ＭＳ ゴシック" w:cs="" w:asciiTheme="majorHAnsi" w:cstheme="majorBidi" w:eastAsiaTheme="majorEastAsia" w:hAnsiTheme="majorHAnsi"/>
+      <w:rFonts w:ascii="Calibri" w:hAnsi="Calibri" w:eastAsia="" w:cs="" w:asciiTheme="majorHAnsi" w:cstheme="majorBidi" w:eastAsiaTheme="majorEastAsia" w:hAnsiTheme="majorHAnsi"/>
       <w:i/>
       <w:iCs/>
       <w:color w:themeColor="text1" w:themeTint="bf" w:val="404040"/>
@@ -10876,7 +11009,7 @@
     <w:qFormat/>
     <w:rsid w:val="00fc693f"/>
     <w:rPr>
-      <w:rFonts w:ascii="Calibri" w:hAnsi="Calibri" w:eastAsia="ＭＳ ゴシック" w:cs="" w:asciiTheme="majorHAnsi" w:cstheme="majorBidi" w:eastAsiaTheme="majorEastAsia" w:hAnsiTheme="majorHAnsi"/>
+      <w:rFonts w:ascii="Calibri" w:hAnsi="Calibri" w:eastAsia="" w:cs="" w:asciiTheme="majorHAnsi" w:cstheme="majorBidi" w:eastAsiaTheme="majorEastAsia" w:hAnsiTheme="majorHAnsi"/>
       <w:color w:themeColor="accent1" w:val="4F81BD"/>
       <w:sz w:val="20"/>
       <w:szCs w:val="20"/>
@@ -10890,7 +11023,7 @@
     <w:qFormat/>
     <w:rsid w:val="00fc693f"/>
     <w:rPr>
-      <w:rFonts w:ascii="Calibri" w:hAnsi="Calibri" w:eastAsia="ＭＳ ゴシック" w:cs="" w:asciiTheme="majorHAnsi" w:cstheme="majorBidi" w:eastAsiaTheme="majorEastAsia" w:hAnsiTheme="majorHAnsi"/>
+      <w:rFonts w:ascii="Calibri" w:hAnsi="Calibri" w:eastAsia="" w:cs="" w:asciiTheme="majorHAnsi" w:cstheme="majorBidi" w:eastAsiaTheme="majorEastAsia" w:hAnsiTheme="majorHAnsi"/>
       <w:i/>
       <w:iCs/>
       <w:color w:themeColor="text1" w:themeTint="bf" w:val="404040"/>
@@ -11120,12 +11253,13 @@
     <w:rsid w:val="00fc693f"/>
     <w:pPr>
       <w:widowControl/>
+      <w:suppressAutoHyphens w:val="true"/>
       <w:bidi w:val="0"/>
       <w:spacing w:lineRule="auto" w:line="240" w:before="0" w:after="0"/>
       <w:jc w:val="left"/>
     </w:pPr>
     <w:rPr>
-      <w:rFonts w:ascii="Cambria" w:hAnsi="Cambria" w:eastAsia="ＭＳ 明朝" w:cs="" w:asciiTheme="minorHAnsi" w:cstheme="minorBidi" w:eastAsiaTheme="minorEastAsia" w:hAnsiTheme="minorHAnsi"/>
+      <w:rFonts w:ascii="Cambria" w:hAnsi="Cambria" w:eastAsia="" w:cs="" w:asciiTheme="minorHAnsi" w:cstheme="minorBidi" w:eastAsiaTheme="minorEastAsia" w:hAnsiTheme="minorHAnsi"/>
       <w:color w:val="auto"/>
       <w:kern w:val="0"/>
       <w:sz w:val="22"/>
@@ -11149,7 +11283,7 @@
       <w:contextualSpacing/>
     </w:pPr>
     <w:rPr>
-      <w:rFonts w:ascii="Calibri" w:hAnsi="Calibri" w:eastAsia="ＭＳ ゴシック" w:cs="" w:asciiTheme="majorHAnsi" w:cstheme="majorBidi" w:eastAsiaTheme="majorEastAsia" w:hAnsiTheme="majorHAnsi"/>
+      <w:rFonts w:ascii="Calibri" w:hAnsi="Calibri" w:eastAsia="" w:cs="" w:asciiTheme="majorHAnsi" w:cstheme="majorBidi" w:eastAsiaTheme="majorEastAsia" w:hAnsiTheme="majorHAnsi"/>
       <w:color w:themeColor="text2" w:themeShade="bf" w:val="17365D"/>
       <w:spacing w:val="5"/>
       <w:kern w:val="2"/>
@@ -11167,7 +11301,7 @@
     <w:rsid w:val="00fc693f"/>
     <w:pPr/>
     <w:rPr>
-      <w:rFonts w:ascii="Calibri" w:hAnsi="Calibri" w:eastAsia="ＭＳ ゴシック" w:cs="" w:asciiTheme="majorHAnsi" w:cstheme="majorBidi" w:eastAsiaTheme="majorEastAsia" w:hAnsiTheme="majorHAnsi"/>
+      <w:rFonts w:ascii="Calibri" w:hAnsi="Calibri" w:eastAsia="" w:cs="" w:asciiTheme="majorHAnsi" w:cstheme="majorBidi" w:eastAsiaTheme="majorEastAsia" w:hAnsiTheme="majorHAnsi"/>
       <w:i/>
       <w:iCs/>
       <w:color w:themeColor="accent1" w:val="4F81BD"/>
@@ -11400,12 +11534,13 @@
         <w:tab w:val="left" w:pos="3456" w:leader="none"/>
         <w:tab w:val="left" w:pos="4032" w:leader="none"/>
       </w:tabs>
+      <w:suppressAutoHyphens w:val="true"/>
       <w:bidi w:val="0"/>
       <w:spacing w:lineRule="auto" w:line="276" w:before="0" w:after="200"/>
       <w:jc w:val="left"/>
     </w:pPr>
     <w:rPr>
-      <w:rFonts w:ascii="Courier" w:hAnsi="Courier" w:eastAsia="ＭＳ 明朝" w:cs="" w:cstheme="minorBidi" w:eastAsiaTheme="minorEastAsia"/>
+      <w:rFonts w:ascii="Courier" w:hAnsi="Courier" w:eastAsia="" w:cs="" w:cstheme="minorBidi" w:eastAsiaTheme="minorEastAsia"/>
       <w:color w:val="auto"/>
       <w:kern w:val="0"/>
       <w:sz w:val="20"/>
@@ -14616,7 +14751,6 @@
       <w:pPr>
         <w:spacing w:before="0" w:after="0" w:line="240" w:lineRule="auto"/>
       </w:pPr>
-      <w:rPr/>
       <w:tblPr/>
       <w:tcPr>
         <w:tcBorders>
@@ -14762,7 +14896,6 @@
       <w:pPr>
         <w:spacing w:before="0" w:after="0" w:line="240" w:lineRule="auto"/>
       </w:pPr>
-      <w:rPr/>
       <w:tblPr/>
       <w:tcPr>
         <w:tcBorders>
@@ -14908,7 +15041,6 @@
       <w:pPr>
         <w:spacing w:before="0" w:after="0" w:line="240" w:lineRule="auto"/>
       </w:pPr>
-      <w:rPr/>
       <w:tblPr/>
       <w:tcPr>
         <w:tcBorders>
@@ -15054,7 +15186,6 @@
       <w:pPr>
         <w:spacing w:before="0" w:after="0" w:line="240" w:lineRule="auto"/>
       </w:pPr>
-      <w:rPr/>
       <w:tblPr/>
       <w:tcPr>
         <w:tcBorders>
@@ -15200,7 +15331,6 @@
       <w:pPr>
         <w:spacing w:before="0" w:after="0" w:line="240" w:lineRule="auto"/>
       </w:pPr>
-      <w:rPr/>
       <w:tblPr/>
       <w:tcPr>
         <w:tcBorders>
@@ -15346,7 +15476,6 @@
       <w:pPr>
         <w:spacing w:before="0" w:after="0" w:line="240" w:lineRule="auto"/>
       </w:pPr>
-      <w:rPr/>
       <w:tblPr/>
       <w:tcPr>
         <w:tcBorders>
@@ -15492,7 +15621,6 @@
       <w:pPr>
         <w:spacing w:before="0" w:after="0" w:line="240" w:lineRule="auto"/>
       </w:pPr>
-      <w:rPr/>
       <w:tblPr/>
       <w:tcPr>
         <w:tcBorders>

--- a/data/Промпт.docx
+++ b/data/Промпт.docx
@@ -2561,6 +2561,52 @@
           </w:p>
         </w:tc>
       </w:tr>
+      <w:tr>
+        <w:tc>
+          <w:tcPr>
+            <w:tcW w:w="2160" w:type="dxa"/>
+            <w:tcBorders/>
+          </w:tcPr>
+          <w:p>
+            <w:r>
+              <w:t>description</w:t>
+            </w:r>
+          </w:p>
+        </w:tc>
+        <w:tc>
+          <w:tcPr>
+            <w:tcW w:w="2160" w:type="dxa"/>
+            <w:tcBorders/>
+          </w:tcPr>
+          <w:p>
+            <w:r>
+              <w:t>описание оборудования</w:t>
+            </w:r>
+          </w:p>
+        </w:tc>
+        <w:tc>
+          <w:tcPr>
+            <w:tcW w:w="2160" w:type="dxa"/>
+            <w:tcBorders/>
+          </w:tcPr>
+          <w:p>
+            <w:r>
+              <w:t>TEXT</w:t>
+            </w:r>
+          </w:p>
+        </w:tc>
+        <w:tc>
+          <w:tcPr>
+            <w:tcW w:w="2159" w:type="dxa"/>
+            <w:tcBorders/>
+          </w:tcPr>
+          <w:p>
+            <w:r>
+              <w:t>—</w:t>
+            </w:r>
+          </w:p>
+        </w:tc>
+      </w:tr>
     </w:tbl>
     <w:p>
       <w:pPr>
@@ -7406,6 +7452,52 @@
           </w:p>
         </w:tc>
       </w:tr>
+      <w:tr>
+        <w:tc>
+          <w:tcPr>
+            <w:tcW w:w="2160" w:type="dxa"/>
+            <w:tcBorders/>
+          </w:tcPr>
+          <w:p>
+            <w:r>
+              <w:t>comment</w:t>
+            </w:r>
+          </w:p>
+        </w:tc>
+        <w:tc>
+          <w:tcPr>
+            <w:tcW w:w="2160" w:type="dxa"/>
+            <w:tcBorders/>
+          </w:tcPr>
+          <w:p>
+            <w:r>
+              <w:t>текстовый отзыв об оборудовании</w:t>
+            </w:r>
+          </w:p>
+        </w:tc>
+        <w:tc>
+          <w:tcPr>
+            <w:tcW w:w="2160" w:type="dxa"/>
+            <w:tcBorders/>
+          </w:tcPr>
+          <w:p>
+            <w:r>
+              <w:t>TEXT</w:t>
+            </w:r>
+          </w:p>
+        </w:tc>
+        <w:tc>
+          <w:tcPr>
+            <w:tcW w:w="2159" w:type="dxa"/>
+            <w:tcBorders/>
+          </w:tcPr>
+          <w:p>
+            <w:r>
+              <w:t>—</w:t>
+            </w:r>
+          </w:p>
+        </w:tc>
+      </w:tr>
     </w:tbl>
     <w:p>
       <w:pPr>
@@ -9527,6 +9619,161 @@
       <w:r>
         <w:rPr/>
         <w:t>Вывести полный набор данных в виде CSV-блоков для каждой таблицы без пояснений и комментариев.</w:t>
+      </w:r>
+    </w:p>
+    <w:p/>
+    <w:p>
+      <w:r>
+        <w:rPr>
+          <w:rFonts w:ascii="Times New Roman" w:hAnsi="Times New Roman" w:eastAsia="Times New Roman"/>
+          <w:b/>
+          <w:sz w:val="24"/>
+        </w:rPr>
+        <w:t>Дополнительные требования для обновлённой физической схемы</w:t>
+      </w:r>
+    </w:p>
+    <w:p>
+      <w:pPr>
+        <w:spacing w:after="120"/>
+      </w:pPr>
+      <w:r>
+        <w:rPr>
+          <w:rFonts w:ascii="Times New Roman" w:hAnsi="Times New Roman" w:eastAsia="Times New Roman"/>
+          <w:sz w:val="22"/>
+        </w:rPr>
+        <w:t>Таблица Equipment теперь должна содержать дополнительный атрибут description. Это текстовое поле описывает оборудование: назначение, особенности использования, состояние, правила подключения, ограничения или рекомендации администратора. Поле имеет тип TEXT и не имеет ограничения NOT NULL, однако при генерации данных его нельзя оставлять пустым массово: желательно заполнить описание для всех записей Equipment, либо оставить пустыми не более 10–20 процентов записей.</w:t>
+      </w:r>
+    </w:p>
+    <w:p>
+      <w:pPr>
+        <w:spacing w:after="120"/>
+      </w:pPr>
+      <w:r>
+        <w:rPr>
+          <w:rFonts w:ascii="Times New Roman" w:hAnsi="Times New Roman" w:eastAsia="Times New Roman"/>
+          <w:sz w:val="22"/>
+        </w:rPr>
+        <w:t>В CSV-блоке Equipment.csv строка заголовков должна содержать новый столбец description. Порядок столбцов должен соответствовать обновлённой физической схеме и скрипту создания таблиц: equipment_id, studio_id, equipment_name, equipment_type, status, description.</w:t>
+      </w:r>
+    </w:p>
+    <w:p>
+      <w:pPr>
+        <w:spacing w:after="120"/>
+      </w:pPr>
+      <w:r>
+        <w:rPr>
+          <w:rFonts w:ascii="Times New Roman" w:hAnsi="Times New Roman" w:eastAsia="Times New Roman"/>
+          <w:sz w:val="22"/>
+        </w:rPr>
+        <w:t>Значения Equipment.description должны быть реалистичными русскоязычными текстами, соответствующими конкретному equipment_name и equipment_type. Для простого оборудования описание может быть коротким, например указание места хранения или назначения. Для дорогого и специализированного оборудования описание должно быть более содержательным, например включать указания по подключению, настройке, бережному использованию или необходимости согласования с администратором.</w:t>
+      </w:r>
+    </w:p>
+    <w:p>
+      <w:pPr>
+        <w:spacing w:after="120"/>
+      </w:pPr>
+      <w:r>
+        <w:rPr>
+          <w:rFonts w:ascii="Times New Roman" w:hAnsi="Times New Roman" w:eastAsia="Times New Roman"/>
+          <w:sz w:val="22"/>
+        </w:rPr>
+        <w:t>Таблица Review_equipment теперь должна содержать дополнительный атрибут comment. Это текстовое поле хранит отдельный текстовый отзыв именно об оборудовании, а не о студии в целом. Поле имеет тип TEXT и не имеет ограничения NOT NULL.</w:t>
+      </w:r>
+    </w:p>
+    <w:p>
+      <w:pPr>
+        <w:spacing w:after="120"/>
+      </w:pPr>
+      <w:r>
+        <w:rPr>
+          <w:rFonts w:ascii="Times New Roman" w:hAnsi="Times New Roman" w:eastAsia="Times New Roman"/>
+          <w:sz w:val="22"/>
+        </w:rPr>
+        <w:t>В CSV-блоке Review_equipment.csv строка заголовков должна содержать новый столбец comment. Порядок столбцов должен соответствовать обновлённой физической схеме и скрипту создания таблиц: equipment_id, review_id, rating, comment.</w:t>
+      </w:r>
+    </w:p>
+    <w:p>
+      <w:pPr>
+        <w:spacing w:after="120"/>
+      </w:pPr>
+      <w:r>
+        <w:rPr>
+          <w:rFonts w:ascii="Times New Roman" w:hAnsi="Times New Roman" w:eastAsia="Times New Roman"/>
+          <w:sz w:val="22"/>
+        </w:rPr>
+        <w:t>Значения Review_equipment.comment могут быть пустыми примерно в 20–30 процентах случаев. В остальных случаях это должны быть короткие реалистичные русскоязычные комментарии об использовании конкретного оборудования: качество звучания, исправность, удобство настройки, состояние кабелей, наличие шумов, устойчивость стоек, удобство пюпитров и так далее.</w:t>
+      </w:r>
+    </w:p>
+    <w:p>
+      <w:pPr>
+        <w:spacing w:after="120"/>
+      </w:pPr>
+      <w:r>
+        <w:rPr>
+          <w:rFonts w:ascii="Times New Roman" w:hAnsi="Times New Roman" w:eastAsia="Times New Roman"/>
+          <w:sz w:val="22"/>
+        </w:rPr>
+        <w:t>Значение Review_equipment.comment должно быть логически согласовано со значением Review_equipment.rating. Для высоких оценок 8–10 комментарии должны быть преимущественно положительными, для средних оценок 6–7 нейтральными или с небольшими замечаниями, для низких оценок 1–5 должны быть указаны конкретные проблемы оборудования.</w:t>
+      </w:r>
+    </w:p>
+    <w:p>
+      <w:pPr>
+        <w:spacing w:after="120"/>
+      </w:pPr>
+      <w:r>
+        <w:rPr>
+          <w:rFonts w:ascii="Times New Roman" w:hAnsi="Times New Roman" w:eastAsia="Times New Roman"/>
+          <w:sz w:val="22"/>
+        </w:rPr>
+        <w:t>При генерации Review_equipment необходимо связывать отзыв с оборудованием из той же студии, к которой относится сам отзыв. То есть для каждой строки Review_equipment значение equipment_id должно ссылаться на Equipment.studio_id, совпадающий с Reviews.studio_id для соответствующего review_id. Исключения из этого правила не генерировать.</w:t>
+      </w:r>
+    </w:p>
+    <w:p>
+      <w:pPr>
+        <w:spacing w:after="120"/>
+      </w:pPr>
+      <w:r>
+        <w:rPr>
+          <w:rFonts w:ascii="Times New Roman" w:hAnsi="Times New Roman" w:eastAsia="Times New Roman"/>
+          <w:sz w:val="22"/>
+        </w:rPr>
+        <w:t>При генерации Reviews необходимо строго проверять интервал created_at: для каждого отзыва должен существовать completed-бронирование того же user_id и studio_id, у которого end_time раньше created_at, а created_at отзыва должен быть не позже чем через 7 дней после end_time такого бронирования. Не допускаются значения вида 7 дней и несколько секунд/минут сверх лимита.</w:t>
+      </w:r>
+    </w:p>
+    <w:p>
+      <w:pPr>
+        <w:spacing w:after="120"/>
+      </w:pPr>
+      <w:r>
+        <w:rPr>
+          <w:rFonts w:ascii="Times New Roman" w:hAnsi="Times New Roman" w:eastAsia="Times New Roman"/>
+          <w:sz w:val="22"/>
+        </w:rPr>
+        <w:t>При генерации Booking_equipment необходимо после формирования всех строк выполнить итоговую проверку отсутствия временных конфликтов оборудования. Для одного и того же equipment_id не должно существовать двух активных бронирований со статусами created, confirmed или completed, если их интервалы пересекаются по правилу start_time_1 &lt; end_time_2 AND start_time_2 &lt; end_time_1. Не допускается даже один такой конфликт.</w:t>
+      </w:r>
+    </w:p>
+    <w:p>
+      <w:pPr>
+        <w:spacing w:after="120"/>
+      </w:pPr>
+      <w:r>
+        <w:rPr>
+          <w:rFonts w:ascii="Times New Roman" w:hAnsi="Times New Roman" w:eastAsia="Times New Roman"/>
+          <w:sz w:val="22"/>
+        </w:rPr>
+        <w:t>Для строк Bookings со статусом confirmed платеж должен обычно существовать и иметь status paid или pending. В генерируемом наборе данных не следует создавать confirmed-бронирования с payment status failed или refunded, а отсутствие платежа для confirmed-бронирований должно быть редким исключением.</w:t>
+      </w:r>
+    </w:p>
+    <w:p>
+      <w:pPr>
+        <w:spacing w:after="120"/>
+      </w:pPr>
+      <w:r>
+        <w:rPr>
+          <w:rFonts w:ascii="Times New Roman" w:hAnsi="Times New Roman" w:eastAsia="Times New Roman"/>
+          <w:sz w:val="22"/>
+        </w:rPr>
+        <w:t>Если данные выводятся не в CSV-блоках, а в виде SQL INSERT, то INSERT для music_studio.equipment должен явно включать столбец description, а INSERT для music_studio.review_equipment должен явно включать столбец comment. Старый формат INSERT без этих столбцов допустим только технически из-за nullable TEXT, но не соответствует обновлённым требованиям к заполнению данных.</w:t>
       </w:r>
     </w:p>
     <w:sectPr>
